--- a/assets/docs/minutes/Template.Minutes_of_Meeting.(ProjectName).(dd-mm-yyyy).(vx.x) - Cópia.docx
+++ b/assets/docs/minutes/Template.Minutes_of_Meeting.(ProjectName).(dd-mm-yyyy).(vx.x) - Cópia.docx
@@ -1195,7 +1195,112 @@
                   <w:calcOnExit w:val="0"/>
                   <w:checkBox>
                     <w:sizeAuto/>
-                    <w:default w:val="0"/>
+                    <w:default w:val="1"/>
+                  </w:checkBox>
+                </w:ffData>
+              </w:fldChar>
+            </w:r>
+            <w:r>
+              <w:instrText xml:space="preserve"> FORMCHECKBOX </w:instrText>
+            </w:r>
+            <w:r>
+              <w:fldChar w:fldCharType="separate"/>
+            </w:r>
+            <w:r>
+              <w:fldChar w:fldCharType="end"/>
+            </w:r>
+          </w:p>
+        </w:tc>
+        <w:tc>
+          <w:tcPr>
+            <w:tcW w:w="4252" w:type="dxa"/>
+          </w:tcPr>
+          <w:p>
+            <w:pPr>
+              <w:rPr>
+                <w:rFonts w:ascii="Calibri" w:hAnsi="Calibri"/>
+                <w:sz w:val="18"/>
+                <w:szCs w:val="18"/>
+                <w:lang w:val="pt-PT"/>
+              </w:rPr>
+            </w:pPr>
+            <w:r>
+              <w:rPr>
+                <w:rFonts w:ascii="Calibri" w:hAnsi="Calibri"/>
+                <w:sz w:val="18"/>
+                <w:szCs w:val="18"/>
+                <w:lang w:val="el-GR"/>
+              </w:rPr>
+              <w:t>jcosta@isec.pt</w:t>
+            </w:r>
+          </w:p>
+        </w:tc>
+      </w:tr>
+      <w:tr>
+        <w:tc>
+          <w:tcPr>
+            <w:tcW w:w="3794" w:type="dxa"/>
+          </w:tcPr>
+          <w:p>
+            <w:pPr>
+              <w:rPr>
+                <w:rFonts w:ascii="Calibri" w:hAnsi="Calibri"/>
+                <w:lang w:val="en-US"/>
+              </w:rPr>
+            </w:pPr>
+            <w:r>
+              <w:rPr>
+                <w:rFonts w:ascii="Calibri" w:hAnsi="Calibri"/>
+                <w:lang w:val="en-US"/>
+              </w:rPr>
+              <w:t>Álvaro</w:t>
+            </w:r>
+            <w:r>
+              <w:rPr>
+                <w:rFonts w:ascii="Calibri" w:hAnsi="Calibri"/>
+                <w:lang w:val="en-US"/>
+              </w:rPr>
+              <w:t xml:space="preserve"> </w:t>
+            </w:r>
+            <w:r>
+              <w:rPr>
+                <w:rFonts w:ascii="Calibri" w:hAnsi="Calibri"/>
+                <w:lang w:val="en-US"/>
+              </w:rPr>
+              <w:t>Santos</w:t>
+            </w:r>
+          </w:p>
+        </w:tc>
+        <w:tc>
+          <w:tcPr>
+            <w:tcW w:w="850" w:type="dxa"/>
+          </w:tcPr>
+          <w:p>
+            <w:pPr>
+              <w:jc w:val="center"/>
+            </w:pPr>
+            <w:r>
+              <w:t>JC</w:t>
+            </w:r>
+          </w:p>
+        </w:tc>
+        <w:tc>
+          <w:tcPr>
+            <w:tcW w:w="993" w:type="dxa"/>
+          </w:tcPr>
+          <w:p>
+            <w:pPr>
+              <w:jc w:val="center"/>
+            </w:pPr>
+            <w:r>
+              <w:fldChar w:fldCharType="begin">
+                <w:ffData>
+                  <w:name w:val=""/>
+                  <w:enabled/>
+                  <w:calcOnExit w:val="0"/>
+                  <w:checkBox>
+                    <w:sizeAuto/>
+                    <w:default w:val="1"/>
                   </w:checkBox>
                 </w:ffData>
               </w:fldChar>
@@ -1790,18 +1895,8 @@
                 <w:i/>
                 <w:color w:val="1B6FB5"/>
               </w:rPr>
-              <w:t>dd/mm/</w:t>
-            </w:r>
-            <w:proofErr w:type="spellStart"/>
-            <w:r>
-              <w:rPr>
-                <w:rFonts w:ascii="Calibri" w:hAnsi="Calibri"/>
-                <w:i/>
-                <w:color w:val="1B6FB5"/>
-              </w:rPr>
-              <w:t>yy</w:t>
-            </w:r>
-            <w:proofErr w:type="spellEnd"/>
+              <w:t>dd/mm/yy</w:t>
+            </w:r>
           </w:p>
         </w:tc>
         <w:tc>
@@ -2338,18 +2433,8 @@
                 <w:i/>
                 <w:color w:val="1B6FB5"/>
               </w:rPr>
-              <w:t>dd/mm/</w:t>
-            </w:r>
-            <w:proofErr w:type="spellStart"/>
-            <w:r>
-              <w:rPr>
-                <w:rFonts w:ascii="Calibri" w:hAnsi="Calibri"/>
-                <w:i/>
-                <w:color w:val="1B6FB5"/>
-              </w:rPr>
-              <w:t>yy</w:t>
-            </w:r>
-            <w:proofErr w:type="spellEnd"/>
+              <w:t>dd/mm/yy</w:t>
+            </w:r>
           </w:p>
         </w:tc>
         <w:tc>
@@ -2411,18 +2496,8 @@
                 <w:i/>
                 <w:color w:val="1B6FB5"/>
               </w:rPr>
-              <w:t>dd/mm/</w:t>
-            </w:r>
-            <w:proofErr w:type="spellStart"/>
-            <w:r>
-              <w:rPr>
-                <w:rFonts w:ascii="Calibri" w:hAnsi="Calibri"/>
-                <w:i/>
-                <w:color w:val="1B6FB5"/>
-              </w:rPr>
-              <w:t>yy</w:t>
-            </w:r>
-            <w:proofErr w:type="spellEnd"/>
+              <w:t>dd/mm/yy</w:t>
+            </w:r>
           </w:p>
         </w:tc>
         <w:tc>
@@ -2709,7 +2784,6 @@
                 <w:szCs w:val="16"/>
               </w:rPr>
             </w:pPr>
-            <w:proofErr w:type="spellStart"/>
             <w:r>
               <w:rPr>
                 <w:rFonts w:ascii="Calibri" w:hAnsi="Calibri"/>
@@ -2718,7 +2792,6 @@
               </w:rPr>
               <w:t>OnHold</w:t>
             </w:r>
-            <w:proofErr w:type="spellEnd"/>
           </w:p>
         </w:tc>
         <w:tc>
@@ -3487,7 +3560,6 @@
         <w:lang w:val="fr-BE"/>
       </w:rPr>
     </w:pPr>
-    <w:proofErr w:type="gramStart"/>
     <w:r>
       <w:rPr>
         <w:rFonts w:ascii="Calibri" w:hAnsi="Calibri" w:cs="Calibri"/>
@@ -3495,17 +3567,7 @@
         <w:szCs w:val="16"/>
         <w:lang w:val="fr-BE"/>
       </w:rPr>
-      <w:t>Date:</w:t>
-    </w:r>
-    <w:proofErr w:type="gramEnd"/>
-    <w:r>
-      <w:rPr>
-        <w:rFonts w:ascii="Calibri" w:hAnsi="Calibri" w:cs="Calibri"/>
-        <w:color w:val="000000"/>
-        <w:szCs w:val="16"/>
-        <w:lang w:val="fr-BE"/>
-      </w:rPr>
-      <w:t xml:space="preserve"> </w:t>
+      <w:t xml:space="preserve">Date: </w:t>
     </w:r>
     <w:r>
       <w:rPr>
@@ -3699,7 +3761,6 @@
       </w:rPr>
       <w:t xml:space="preserve">Doc. </w:t>
     </w:r>
-    <w:proofErr w:type="gramStart"/>
     <w:r>
       <w:rPr>
         <w:rFonts w:ascii="Calibri" w:hAnsi="Calibri" w:cs="Calibri"/>
@@ -3717,7 +3778,6 @@
       </w:rPr>
       <w:t>:</w:t>
     </w:r>
-    <w:proofErr w:type="gramEnd"/>
     <w:r>
       <w:rPr>
         <w:rFonts w:ascii="Calibri" w:eastAsia="PMingLiU" w:hAnsi="Calibri" w:cs="Calibri"/>
@@ -3889,17 +3949,7 @@
         <w:sz w:val="18"/>
         <w:szCs w:val="18"/>
       </w:rPr>
-      <w:t>&lt;Project Name</w:t>
-    </w:r>
-    <w:proofErr w:type="gramStart"/>
-    <w:r>
-      <w:rPr>
-        <w:rFonts w:asciiTheme="minorHAnsi" w:eastAsia="PMingLiU" w:hAnsiTheme="minorHAnsi" w:cstheme="minorHAnsi"/>
-        <w:color w:val="984806" w:themeColor="accent6" w:themeShade="80"/>
-        <w:sz w:val="18"/>
-        <w:szCs w:val="18"/>
-      </w:rPr>
-      <w:t>&gt;</w:t>
+      <w:t>&lt;Project Name&gt;</w:t>
     </w:r>
     <w:r>
       <w:rPr>
@@ -3927,16 +3977,7 @@
         <w:sz w:val="18"/>
         <w:szCs w:val="18"/>
       </w:rPr>
-      <w:t>Minutes</w:t>
-    </w:r>
-    <w:proofErr w:type="gramEnd"/>
-    <w:r>
-      <w:rPr>
-        <w:rFonts w:asciiTheme="minorHAnsi" w:eastAsia="PMingLiU" w:hAnsiTheme="minorHAnsi" w:cstheme="minorHAnsi"/>
-        <w:sz w:val="18"/>
-        <w:szCs w:val="18"/>
-      </w:rPr>
-      <w:t xml:space="preserve"> of Meeting</w:t>
+      <w:t>Minutes of Meeting</w:t>
     </w:r>
   </w:p>
 </w:hdr>
@@ -4015,7 +4056,7 @@
         <v:path o:extrusionok="f" gradientshapeok="t" o:connecttype="rect"/>
         <o:lock v:ext="edit" aspectratio="t"/>
       </v:shapetype>
-      <v:shape id="_x0000_i1086" type="#_x0000_t75" style="width:11.25pt;height:9pt" o:bullet="t">
+      <v:shape id="_x0000_i1032" type="#_x0000_t75" style="width:11.25pt;height:9pt" o:bullet="t">
         <v:imagedata r:id="rId1" o:title="BD21295_"/>
       </v:shape>
     </w:pict>
